--- a/Unterricht/src/T00_Handouts/grundlagen/MiroLinks.docx
+++ b/Unterricht/src/T00_Handouts/grundlagen/MiroLinks.docx
@@ -19,19 +19,7 @@
           <w:rPr>
             <w:rStyle w:val="Hyperlink"/>
           </w:rPr>
-          <w:t>https://miro.com/app/board/uX</w:t>
-        </w:r>
-        <w:r>
-          <w:rPr>
-            <w:rStyle w:val="Hyperlink"/>
-          </w:rPr>
-          <w:t>j</w:t>
-        </w:r>
-        <w:r>
-          <w:rPr>
-            <w:rStyle w:val="Hyperlink"/>
-          </w:rPr>
-          <w:t>VJS_-ZsM=/</w:t>
+          <w:t>https://miro.com/app/board/uXjVJS_-ZsM=/</w:t>
         </w:r>
       </w:hyperlink>
       <w:r>
@@ -83,6 +71,28 @@
             <w:rStyle w:val="Hyperlink"/>
           </w:rPr>
           <w:t>https://miro.com/welcomeonboard/QWZvVkFkc00wRzRPOSt5UEIxK0ZFeXYxWXI1cVhHNXB4Y2ZGS2tEY1lFb0ZtTTNPNXcvT2xGYkJaT0RlZnNMYkNCS1UrQTJwUU8vbis0RnNnWVc5QnhGc0E2SXNRb1dEcktIcW1SRDRSRmZiRTFBREpLdkllT1FCTWFmUTRLaG9hWWluRVAxeXRuUUgwWDl3Mk1qRGVRPT0hdjE=?share_link_id=107019308696</w:t>
+        </w:r>
+      </w:hyperlink>
+      <w:r>
+        <w:t xml:space="preserve"> </w:t>
+      </w:r>
+    </w:p>
+    <w:p/>
+    <w:p>
+      <w:r>
+        <w:t xml:space="preserve">Aufarbeitung einzelner Themen: </w:t>
+      </w:r>
+      <w:r>
+        <w:br/>
+      </w:r>
+    </w:p>
+    <w:p>
+      <w:hyperlink r:id="rId6" w:history="1">
+        <w:r>
+          <w:rPr>
+            <w:rStyle w:val="Hyperlink"/>
+          </w:rPr>
+          <w:t>https://miro.com/welcomeonboard/SVhOZzJmR1VMSFEzUW8yUkYwOW9hTDBoMXQyUDBISVk5cjl6dysvUGVEM2RNVmgxNE9CU055SDc4MnI0VmRoNE9rd3RidXlvS2lPckJqb2FIZTRreFJGc0E2SXNRb1dEcktIcW1SRDRSRmR3Mmd5aEVielF2cTJOd0Z2REFmdDZhWWluRVAxeXRuUUgwWDl3Mk1qRGVRPT0hdjE=?share_link_id=442104341850</w:t>
         </w:r>
       </w:hyperlink>
       <w:r>
